--- a/docs/examples/template-report.docx
+++ b/docs/examples/template-report.docx
@@ -237,6 +237,23 @@
         </w:numPr>
         <w:pStyle w:val="Compact"/>
       </w:pPr>
+      <w:hyperlink w:anchor="other-findings">
+        <w:r>
+          <w:rPr>
+            <w:rStyle w:val="Hyperlink"/>
+          </w:rPr>
+          <w:t xml:space="preserve">Other findings</w:t>
+        </w:r>
+      </w:hyperlink>
+    </w:p>
+    <w:p>
+      <w:pPr>
+        <w:numPr>
+          <w:ilvl w:val="0"/>
+          <w:numId w:val="1001"/>
+        </w:numPr>
+        <w:pStyle w:val="Compact"/>
+      </w:pPr>
       <w:hyperlink w:anchor="recommendations">
         <w:r>
           <w:rPr>
@@ -577,7 +594,7 @@
       </w:r>
     </w:p>
     <w:bookmarkEnd w:id="24"/>
-    <w:bookmarkStart w:id="28" w:name="findings-in-detail"/>
+    <w:bookmarkStart w:id="27" w:name="findings-in-detail"/>
     <w:p>
       <w:pPr>
         <w:pStyle w:val="Heading2"/>
@@ -748,13 +765,14 @@
       </w:r>
     </w:p>
     <w:bookmarkEnd w:id="26"/>
-    <w:bookmarkStart w:id="27" w:name="also-noticed"/>
-    <w:p>
-      <w:pPr>
-        <w:pStyle w:val="Heading3"/>
-      </w:pPr>
-      <w:r>
-        <w:t xml:space="preserve">Also noticed</w:t>
+    <w:bookmarkEnd w:id="27"/>
+    <w:bookmarkStart w:id="28" w:name="other-findings"/>
+    <w:p>
+      <w:pPr>
+        <w:pStyle w:val="Heading2"/>
+      </w:pPr>
+      <w:r>
+        <w:t xml:space="preserve">Other findings</w:t>
       </w:r>
     </w:p>
     <w:p>
@@ -762,16 +780,27 @@
         <w:pStyle w:val="FirstParagraph"/>
       </w:pPr>
       <w:r>
-        <w:t xml:space="preserve">Things outside the questions, briefly, with strength. Only if worth a</w:t>
-      </w:r>
-      <w:r>
-        <w:t xml:space="preserve"> </w:t>
-      </w:r>
-      <w:r>
-        <w:t xml:space="preserve">reader's time.</w:t>
-      </w:r>
-    </w:p>
-    <w:bookmarkEnd w:id="27"/>
+        <w:t xml:space="preserve">Every finding that met the evidence bar but isn't in the top five, one</w:t>
+      </w:r>
+      <w:r>
+        <w:t xml:space="preserve"> </w:t>
+      </w:r>
+      <w:r>
+        <w:t xml:space="preserve">line each with strength, tagged "unexpected" where it fell outside the</w:t>
+      </w:r>
+      <w:r>
+        <w:t xml:space="preserve"> </w:t>
+      </w:r>
+      <w:r>
+        <w:t xml:space="preserve">research questions. Nothing that passed the evidence bar is left out; a</w:t>
+      </w:r>
+      <w:r>
+        <w:t xml:space="preserve"> </w:t>
+      </w:r>
+      <w:r>
+        <w:t xml:space="preserve">finding whose evidence didn't hold is in the appendix with the reason.</w:t>
+      </w:r>
+    </w:p>
     <w:bookmarkEnd w:id="28"/>
     <w:bookmarkStart w:id="29" w:name="recommendations"/>
     <w:p>

--- a/docs/examples/template-report.docx
+++ b/docs/examples/template-report.docx
@@ -2,7 +2,7 @@
 <file path=word/document.xml><?xml version="1.0" encoding="utf-8"?>
 <w:document xmlns:w="http://schemas.openxmlformats.org/wordprocessingml/2006/main" xmlns:m="http://schemas.openxmlformats.org/officeDocument/2006/math" xmlns:r="http://schemas.openxmlformats.org/officeDocument/2006/relationships" xmlns:o="urn:schemas-microsoft-com:office:office" xmlns:v="urn:schemas-microsoft-com:vml" xmlns:w10="urn:schemas-microsoft-com:office:word" xmlns:a="http://schemas.openxmlformats.org/drawingml/2006/main" xmlns:pic="http://schemas.openxmlformats.org/drawingml/2006/picture" xmlns:wp="http://schemas.openxmlformats.org/drawingml/2006/wordprocessingDrawing">
   <w:body>
-    <w:bookmarkStart w:id="34" w:name="research-report-study-name"/>
+    <w:bookmarkStart w:id="35" w:name="research-report-study-name"/>
     <w:p>
       <w:pPr>
         <w:pStyle w:val="Heading1"/>
@@ -120,7 +120,28 @@
         <w:pStyle w:val="BodyText"/>
       </w:pPr>
       <w:r>
-        <w:t xml:space="preserve">The headings below are the ones Magpie uses. Where the document tool</w:t>
+        <w:t xml:space="preserve">Formatting follows the team's template if there is one, and</w:t>
+      </w:r>
+      <w:r>
+        <w:t xml:space="preserve"> </w:t>
+      </w:r>
+      <w:r>
+        <w:rPr>
+          <w:rStyle w:val="VerbatimChar"/>
+        </w:rPr>
+        <w:t xml:space="preserve">templates/house-style.md</w:t>
+      </w:r>
+      <w:r>
+        <w:t xml:space="preserve"> </w:t>
+      </w:r>
+      <w:r>
+        <w:t xml:space="preserve">for anything it leaves open. The headings below</w:t>
+      </w:r>
+      <w:r>
+        <w:t xml:space="preserve"> </w:t>
+      </w:r>
+      <w:r>
+        <w:t xml:space="preserve">are the ones Magpie uses. Where the document tool</w:t>
       </w:r>
       <w:r>
         <w:t xml:space="preserve"> </w:t>
@@ -384,6 +405,34 @@
           <w:bCs/>
           <w:b/>
         </w:rPr>
+        <w:t xml:space="preserve">The product:</w:t>
+      </w:r>
+      <w:r>
+        <w:t xml:space="preserve"> </w:t>
+      </w:r>
+      <w:r>
+        <w:t xml:space="preserve">[optional: what it is, what it does, the part studied, and who</w:t>
+      </w:r>
+      <w:r>
+        <w:t xml:space="preserve"> </w:t>
+      </w:r>
+      <w:r>
+        <w:t xml:space="preserve">uses it; who buys or sets it up, if different]</w:t>
+      </w:r>
+    </w:p>
+    <w:p>
+      <w:pPr>
+        <w:numPr>
+          <w:ilvl w:val="0"/>
+          <w:numId w:val="1002"/>
+        </w:numPr>
+        <w:pStyle w:val="Compact"/>
+      </w:pPr>
+      <w:r>
+        <w:rPr>
+          <w:bCs/>
+          <w:b/>
+        </w:rPr>
         <w:t xml:space="preserve">The decision:</w:t>
       </w:r>
       <w:r>
@@ -683,7 +732,13 @@
         <w:pStyle w:val="BodyText"/>
       </w:pPr>
       <w:r>
-        <w:t xml:space="preserve">[Evidence with numbers and participant codes. Two or three quotes at most.]</w:t>
+        <w:t xml:space="preserve">[Evidence with numbers and participant codes. Two or three quotes at most,</w:t>
+      </w:r>
+      <w:r>
+        <w:t xml:space="preserve"> </w:t>
+      </w:r>
+      <w:r>
+        <w:t xml:space="preserve">each with its code and descriptor: "— P3, finance manager, SMB".]</w:t>
       </w:r>
     </w:p>
     <w:p>
@@ -834,32 +889,24 @@
     <w:tbl>
       <w:tblPr>
         <w:tblStyle w:val="Table"/>
-        <w:tblW w:type="dxa" w:w="9360"/>
-        <w:tblLayout w:type="fixed"/>
+        <w:tblW w:type="auto" w:w="0"/>
         <w:tblLook w:firstRow="1" w:lastRow="0" w:firstColumn="0" w:lastColumn="0" w:noHBand="0" w:noVBand="0" w:val="0020"/>
         <w:jc w:val="start"/>
-        <w:tblBorders>
-          <w:top w:val="single" w:sz="4" w:color="999999"/>
-          <w:bottom w:val="single" w:sz="4" w:color="999999"/>
-          <w:insideH w:val="single" w:sz="4" w:color="999999"/>
-        </w:tblBorders>
       </w:tblPr>
       <w:tblGrid>
-        <w:gridCol w:w="396"/>
-        <w:gridCol w:w="2934"/>
-        <w:gridCol w:w="1586"/>
-        <w:gridCol w:w="1189"/>
-        <w:gridCol w:w="1983"/>
-        <w:gridCol w:w="1269"/>
+        <w:gridCol w:w="1320"/>
+        <w:gridCol w:w="1320"/>
+        <w:gridCol w:w="1320"/>
+        <w:gridCol w:w="1320"/>
+        <w:gridCol w:w="1320"/>
+        <w:gridCol w:w="1320"/>
       </w:tblGrid>
       <w:tr>
         <w:trPr>
           <w:tblHeader w:val="true"/>
         </w:trPr>
         <w:tc>
-          <w:tcPr>
-            <w:tcW w:type="dxa" w:w="397"/>
-          </w:tcPr>
+          <w:tcPr/>
           <w:p>
             <w:pPr>
               <w:pStyle w:val="Compact"/>
@@ -871,9 +918,7 @@
           </w:p>
         </w:tc>
         <w:tc>
-          <w:tcPr>
-            <w:tcW w:type="dxa" w:w="2935"/>
-          </w:tcPr>
+          <w:tcPr/>
           <w:p>
             <w:pPr>
               <w:pStyle w:val="Compact"/>
@@ -885,9 +930,7 @@
           </w:p>
         </w:tc>
         <w:tc>
-          <w:tcPr>
-            <w:tcW w:type="dxa" w:w="1586"/>
-          </w:tcPr>
+          <w:tcPr/>
           <w:p>
             <w:pPr>
               <w:pStyle w:val="Compact"/>
@@ -899,9 +942,7 @@
           </w:p>
         </w:tc>
         <w:tc>
-          <w:tcPr>
-            <w:tcW w:type="dxa" w:w="1190"/>
-          </w:tcPr>
+          <w:tcPr/>
           <w:p>
             <w:pPr>
               <w:pStyle w:val="Compact"/>
@@ -913,9 +954,7 @@
           </w:p>
         </w:tc>
         <w:tc>
-          <w:tcPr>
-            <w:tcW w:type="dxa" w:w="1983"/>
-          </w:tcPr>
+          <w:tcPr/>
           <w:p>
             <w:pPr>
               <w:pStyle w:val="Compact"/>
@@ -927,9 +966,7 @@
           </w:p>
         </w:tc>
         <w:tc>
-          <w:tcPr>
-            <w:tcW w:type="dxa" w:w="1269"/>
-          </w:tcPr>
+          <w:tcPr/>
           <w:p>
             <w:pPr>
               <w:pStyle w:val="Compact"/>
@@ -943,9 +980,7 @@
       </w:tr>
       <w:tr>
         <w:tc>
-          <w:tcPr>
-            <w:tcW w:type="dxa" w:w="397"/>
-          </w:tcPr>
+          <w:tcPr/>
           <w:p>
             <w:pPr>
               <w:pStyle w:val="Compact"/>
@@ -957,9 +992,7 @@
           </w:p>
         </w:tc>
         <w:tc>
-          <w:tcPr>
-            <w:tcW w:type="dxa" w:w="2935"/>
-          </w:tcPr>
+          <w:tcPr/>
           <w:p>
             <w:pPr>
               <w:pStyle w:val="Compact"/>
@@ -967,9 +1000,7 @@
           </w:p>
         </w:tc>
         <w:tc>
-          <w:tcPr>
-            <w:tcW w:type="dxa" w:w="1586"/>
-          </w:tcPr>
+          <w:tcPr/>
           <w:p>
             <w:pPr>
               <w:pStyle w:val="Compact"/>
@@ -977,9 +1008,7 @@
           </w:p>
         </w:tc>
         <w:tc>
-          <w:tcPr>
-            <w:tcW w:type="dxa" w:w="1190"/>
-          </w:tcPr>
+          <w:tcPr/>
           <w:p>
             <w:pPr>
               <w:pStyle w:val="Compact"/>
@@ -991,9 +1020,7 @@
           </w:p>
         </w:tc>
         <w:tc>
-          <w:tcPr>
-            <w:tcW w:type="dxa" w:w="1983"/>
-          </w:tcPr>
+          <w:tcPr/>
           <w:p>
             <w:pPr>
               <w:pStyle w:val="Compact"/>
@@ -1005,9 +1032,7 @@
           </w:p>
         </w:tc>
         <w:tc>
-          <w:tcPr>
-            <w:tcW w:type="dxa" w:w="1269"/>
-          </w:tcPr>
+          <w:tcPr/>
           <w:p>
             <w:pPr>
               <w:pStyle w:val="Compact"/>
@@ -1119,7 +1144,7 @@
       </w:r>
     </w:p>
     <w:bookmarkEnd w:id="32"/>
-    <w:bookmarkStart w:id="33" w:name="appendix"/>
+    <w:bookmarkStart w:id="34" w:name="appendix"/>
     <w:p>
       <w:pPr>
         <w:pStyle w:val="Heading2"/>
@@ -1223,6 +1248,18 @@
         <w:pStyle w:val="Compact"/>
       </w:pPr>
       <w:r>
+        <w:t xml:space="preserve">How AI was used (below)</w:t>
+      </w:r>
+    </w:p>
+    <w:p>
+      <w:pPr>
+        <w:numPr>
+          <w:ilvl w:val="0"/>
+          <w:numId w:val="1005"/>
+        </w:numPr>
+        <w:pStyle w:val="Compact"/>
+      </w:pPr>
+      <w:r>
         <w:t xml:space="preserve">Library entries written from this study</w:t>
       </w:r>
     </w:p>
@@ -1236,13 +1273,189 @@
       </w:pPr>
       <w:r>
         <w:t xml:space="preserve">Links to recordings, clips and raw material (access-controlled)</w:t>
+      </w:r>
+    </w:p>
+    <w:bookmarkStart w:id="33" w:name="how-ai-was-used"/>
+    <w:p>
+      <w:pPr>
+        <w:pStyle w:val="Heading3"/>
+      </w:pPr>
+      <w:r>
+        <w:t xml:space="preserve">How AI was used</w:t>
+      </w:r>
+    </w:p>
+    <w:p>
+      <w:pPr>
+        <w:pStyle w:val="FirstParagraph"/>
+      </w:pPr>
+      <w:r>
+        <w:t xml:space="preserve">Four or five lines, written from the study record, so a stakeholder can</w:t>
+      </w:r>
+      <w:r>
+        <w:t xml:space="preserve"> </w:t>
+      </w:r>
+      <w:r>
+        <w:t xml:space="preserve">see which parts an AI drafted and which a person did or checked. Plain</w:t>
+      </w:r>
+      <w:r>
+        <w:t xml:space="preserve"> </w:t>
+      </w:r>
+      <w:r>
+        <w:t xml:space="preserve">facts, no reassurance.</w:t>
+      </w:r>
+    </w:p>
+    <w:p>
+      <w:pPr>
+        <w:numPr>
+          <w:ilvl w:val="0"/>
+          <w:numId w:val="1006"/>
+        </w:numPr>
+        <w:pStyle w:val="Compact"/>
+      </w:pPr>
+      <w:r>
+        <w:rPr>
+          <w:bCs/>
+          <w:b/>
+        </w:rPr>
+        <w:t xml:space="preserve">Assistant:</w:t>
+      </w:r>
+      <w:r>
+        <w:t xml:space="preserve"> </w:t>
+      </w:r>
+      <w:r>
+        <w:t xml:space="preserve">Magpie, running in [the assistant, if known].</w:t>
+      </w:r>
+    </w:p>
+    <w:p>
+      <w:pPr>
+        <w:numPr>
+          <w:ilvl w:val="0"/>
+          <w:numId w:val="1006"/>
+        </w:numPr>
+        <w:pStyle w:val="Compact"/>
+      </w:pPr>
+      <w:r>
+        <w:rPr>
+          <w:bCs/>
+          <w:b/>
+        </w:rPr>
+        <w:t xml:space="preserve">What it drafted:</w:t>
+      </w:r>
+      <w:r>
+        <w:t xml:space="preserve"> </w:t>
+      </w:r>
+      <w:r>
+        <w:t xml:space="preserve">[outputs from the record's Outputs table, such as</w:t>
+      </w:r>
+      <w:r>
+        <w:t xml:space="preserve"> </w:t>
+      </w:r>
+      <w:r>
+        <w:t xml:space="preserve">the plan, the guide, the findings, this report]</w:t>
+      </w:r>
+    </w:p>
+    <w:p>
+      <w:pPr>
+        <w:numPr>
+          <w:ilvl w:val="0"/>
+          <w:numId w:val="1006"/>
+        </w:numPr>
+        <w:pStyle w:val="Compact"/>
+      </w:pPr>
+      <w:r>
+        <w:rPr>
+          <w:bCs/>
+          <w:b/>
+        </w:rPr>
+        <w:t xml:space="preserve">What the researcher did:</w:t>
+      </w:r>
+      <w:r>
+        <w:t xml:space="preserve"> </w:t>
+      </w:r>
+      <w:r>
+        <w:t xml:space="preserve">[the your-turn steps they took, from the</w:t>
+      </w:r>
+      <w:r>
+        <w:t xml:space="preserve"> </w:t>
+      </w:r>
+      <w:r>
+        <w:t xml:space="preserve">record; the theme decisions; each output's review date, or "not yet</w:t>
+      </w:r>
+      <w:r>
+        <w:t xml:space="preserve"> </w:t>
+      </w:r>
+      <w:r>
+        <w:t xml:space="preserve">reviewed"]</w:t>
+      </w:r>
+    </w:p>
+    <w:p>
+      <w:pPr>
+        <w:numPr>
+          <w:ilvl w:val="0"/>
+          <w:numId w:val="1006"/>
+        </w:numPr>
+        <w:pStyle w:val="Compact"/>
+      </w:pPr>
+      <w:r>
+        <w:rPr>
+          <w:bCs/>
+          <w:b/>
+        </w:rPr>
+        <w:t xml:space="preserve">Checks:</w:t>
+      </w:r>
+      <w:r>
+        <w:t xml:space="preserve"> </w:t>
+      </w:r>
+      <w:r>
+        <w:t xml:space="preserve">quotes and counts checked [by code / by hand]; independent</w:t>
+      </w:r>
+      <w:r>
+        <w:t xml:space="preserve"> </w:t>
+      </w:r>
+      <w:r>
+        <w:t xml:space="preserve">review by a separate AI pass, [what it found and what changed]. The</w:t>
+      </w:r>
+      <w:r>
+        <w:t xml:space="preserve"> </w:t>
+      </w:r>
+      <w:r>
+        <w:t xml:space="preserve">reviewer is a model too and can be wrong.</w:t>
+      </w:r>
+    </w:p>
+    <w:p>
+      <w:pPr>
+        <w:numPr>
+          <w:ilvl w:val="0"/>
+          <w:numId w:val="1006"/>
+        </w:numPr>
+        <w:pStyle w:val="Compact"/>
+      </w:pPr>
+      <w:r>
+        <w:rPr>
+          <w:bCs/>
+          <w:b/>
+        </w:rPr>
+        <w:t xml:space="preserve">Other AI tools in the study:</w:t>
+      </w:r>
+      <w:r>
+        <w:t xml:space="preserve"> </w:t>
+      </w:r>
+      <w:r>
+        <w:t xml:space="preserve">[an AI moderator, transcription or</w:t>
+      </w:r>
+      <w:r>
+        <w:t xml:space="preserve"> </w:t>
+      </w:r>
+      <w:r>
+        <w:t xml:space="preserve">summary tool, if the record names one; otherwise leave the line out]</w:t>
       </w:r>
     </w:p>
     <w:bookmarkEnd w:id="33"/>
     <w:bookmarkEnd w:id="34"/>
+    <w:bookmarkEnd w:id="35"/>
     <w:sectPr>
-      <w:pgSz w:w="12240" w:h="15840"/>
-      <w:pgMar w:left="1440" w:right="1440" w:top="1440" w:bottom="1440"/>
+      <w:pgSz w:h="15840" w:w="12240"/>
+      <w:pgMar w:bottom="1440" w:left="1440" w:right="1440" w:top="1440"/>
     </w:sectPr>
   </w:body>
 </w:document>
@@ -1555,6 +1768,9 @@
   <w:num w:numId="1005">
     <w:abstractNumId w:val="991"/>
   </w:num>
+  <w:num w:numId="1006">
+    <w:abstractNumId w:val="991"/>
+  </w:num>
 </w:numbering>
 </file>
 
@@ -2044,7 +2260,7 @@
       <w:color w:themeColor="accent1" w:themeShade="BF" w:val="365F91"/>
     </w:rPr>
   </w:style>
-  <w:style w:type="paragraph" w:customStyle="1" w:styleId="SourceCode">
+  <w:style w:customStyle="1" w:styleId="SourceCode" w:type="paragraph">
     <w:name w:val="Source Code"/>
     <w:basedOn w:val="Normal"/>
     <w:link w:val="VerbatimChar"/>
@@ -2052,7 +2268,7 @@
       <w:wordWrap w:val="off"/>
     </w:pPr>
   </w:style>
-  <w:style w:type="character" w:customStyle="1" w:styleId="KeywordTok">
+  <w:style w:customStyle="1" w:styleId="KeywordTok" w:type="character">
     <w:name w:val="KeywordTok"/>
     <w:basedOn w:val="VerbatimChar"/>
     <w:rPr>
@@ -2060,77 +2276,77 @@
       <w:b/>
     </w:rPr>
   </w:style>
-  <w:style w:type="character" w:customStyle="1" w:styleId="DataTypeTok">
+  <w:style w:customStyle="1" w:styleId="DataTypeTok" w:type="character">
     <w:name w:val="DataTypeTok"/>
     <w:basedOn w:val="VerbatimChar"/>
     <w:rPr>
       <w:color w:val="902000"/>
     </w:rPr>
   </w:style>
-  <w:style w:type="character" w:customStyle="1" w:styleId="DecValTok">
+  <w:style w:customStyle="1" w:styleId="DecValTok" w:type="character">
     <w:name w:val="DecValTok"/>
     <w:basedOn w:val="VerbatimChar"/>
     <w:rPr>
       <w:color w:val="40a070"/>
     </w:rPr>
   </w:style>
-  <w:style w:type="character" w:customStyle="1" w:styleId="BaseNTok">
+  <w:style w:customStyle="1" w:styleId="BaseNTok" w:type="character">
     <w:name w:val="BaseNTok"/>
     <w:basedOn w:val="VerbatimChar"/>
     <w:rPr>
       <w:color w:val="40a070"/>
     </w:rPr>
   </w:style>
-  <w:style w:type="character" w:customStyle="1" w:styleId="FloatTok">
+  <w:style w:customStyle="1" w:styleId="FloatTok" w:type="character">
     <w:name w:val="FloatTok"/>
     <w:basedOn w:val="VerbatimChar"/>
     <w:rPr>
       <w:color w:val="40a070"/>
     </w:rPr>
   </w:style>
-  <w:style w:type="character" w:customStyle="1" w:styleId="ConstantTok">
+  <w:style w:customStyle="1" w:styleId="ConstantTok" w:type="character">
     <w:name w:val="ConstantTok"/>
     <w:basedOn w:val="VerbatimChar"/>
     <w:rPr>
       <w:color w:val="880000"/>
     </w:rPr>
   </w:style>
-  <w:style w:type="character" w:customStyle="1" w:styleId="CharTok">
+  <w:style w:customStyle="1" w:styleId="CharTok" w:type="character">
     <w:name w:val="CharTok"/>
     <w:basedOn w:val="VerbatimChar"/>
     <w:rPr>
       <w:color w:val="4070a0"/>
     </w:rPr>
   </w:style>
-  <w:style w:type="character" w:customStyle="1" w:styleId="SpecialCharTok">
+  <w:style w:customStyle="1" w:styleId="SpecialCharTok" w:type="character">
     <w:name w:val="SpecialCharTok"/>
     <w:basedOn w:val="VerbatimChar"/>
     <w:rPr>
       <w:color w:val="4070a0"/>
     </w:rPr>
   </w:style>
-  <w:style w:type="character" w:customStyle="1" w:styleId="StringTok">
+  <w:style w:customStyle="1" w:styleId="StringTok" w:type="character">
     <w:name w:val="StringTok"/>
     <w:basedOn w:val="VerbatimChar"/>
     <w:rPr>
       <w:color w:val="4070a0"/>
     </w:rPr>
   </w:style>
-  <w:style w:type="character" w:customStyle="1" w:styleId="VerbatimStringTok">
+  <w:style w:customStyle="1" w:styleId="VerbatimStringTok" w:type="character">
     <w:name w:val="VerbatimStringTok"/>
     <w:basedOn w:val="VerbatimChar"/>
     <w:rPr>
       <w:color w:val="4070a0"/>
     </w:rPr>
   </w:style>
-  <w:style w:type="character" w:customStyle="1" w:styleId="SpecialStringTok">
+  <w:style w:customStyle="1" w:styleId="SpecialStringTok" w:type="character">
     <w:name w:val="SpecialStringTok"/>
     <w:basedOn w:val="VerbatimChar"/>
     <w:rPr>
       <w:color w:val="bb6688"/>
     </w:rPr>
   </w:style>
-  <w:style w:type="character" w:customStyle="1" w:styleId="ImportTok">
+  <w:style w:customStyle="1" w:styleId="ImportTok" w:type="character">
     <w:name w:val="ImportTok"/>
     <w:basedOn w:val="VerbatimChar"/>
     <w:rPr>
@@ -2138,7 +2354,7 @@
       <w:b/>
     </w:rPr>
   </w:style>
-  <w:style w:type="character" w:customStyle="1" w:styleId="CommentTok">
+  <w:style w:customStyle="1" w:styleId="CommentTok" w:type="character">
     <w:name w:val="CommentTok"/>
     <w:basedOn w:val="VerbatimChar"/>
     <w:rPr>
@@ -2146,7 +2362,7 @@
       <w:i/>
     </w:rPr>
   </w:style>
-  <w:style w:type="character" w:customStyle="1" w:styleId="DocumentationTok">
+  <w:style w:customStyle="1" w:styleId="DocumentationTok" w:type="character">
     <w:name w:val="DocumentationTok"/>
     <w:basedOn w:val="VerbatimChar"/>
     <w:rPr>
@@ -2154,7 +2370,7 @@
       <w:i/>
     </w:rPr>
   </w:style>
-  <w:style w:type="character" w:customStyle="1" w:styleId="AnnotationTok">
+  <w:style w:customStyle="1" w:styleId="AnnotationTok" w:type="character">
     <w:name w:val="AnnotationTok"/>
     <w:basedOn w:val="VerbatimChar"/>
     <w:rPr>
@@ -2163,7 +2379,7 @@
       <w:i/>
     </w:rPr>
   </w:style>
-  <w:style w:type="character" w:customStyle="1" w:styleId="CommentVarTok">
+  <w:style w:customStyle="1" w:styleId="CommentVarTok" w:type="character">
     <w:name w:val="CommentVarTok"/>
     <w:basedOn w:val="VerbatimChar"/>
     <w:rPr>
@@ -2172,28 +2388,28 @@
       <w:i/>
     </w:rPr>
   </w:style>
-  <w:style w:type="character" w:customStyle="1" w:styleId="OtherTok">
+  <w:style w:customStyle="1" w:styleId="OtherTok" w:type="character">
     <w:name w:val="OtherTok"/>
     <w:basedOn w:val="VerbatimChar"/>
     <w:rPr>
       <w:color w:val="007020"/>
     </w:rPr>
   </w:style>
-  <w:style w:type="character" w:customStyle="1" w:styleId="FunctionTok">
+  <w:style w:customStyle="1" w:styleId="FunctionTok" w:type="character">
     <w:name w:val="FunctionTok"/>
     <w:basedOn w:val="VerbatimChar"/>
     <w:rPr>
       <w:color w:val="06287e"/>
     </w:rPr>
   </w:style>
-  <w:style w:type="character" w:customStyle="1" w:styleId="VariableTok">
+  <w:style w:customStyle="1" w:styleId="VariableTok" w:type="character">
     <w:name w:val="VariableTok"/>
     <w:basedOn w:val="VerbatimChar"/>
     <w:rPr>
       <w:color w:val="19177c"/>
     </w:rPr>
   </w:style>
-  <w:style w:type="character" w:customStyle="1" w:styleId="ControlFlowTok">
+  <w:style w:customStyle="1" w:styleId="ControlFlowTok" w:type="character">
     <w:name w:val="ControlFlowTok"/>
     <w:basedOn w:val="VerbatimChar"/>
     <w:rPr>
@@ -2201,45 +2417,45 @@
       <w:b/>
     </w:rPr>
   </w:style>
-  <w:style w:type="character" w:customStyle="1" w:styleId="OperatorTok">
+  <w:style w:customStyle="1" w:styleId="OperatorTok" w:type="character">
     <w:name w:val="OperatorTok"/>
     <w:basedOn w:val="VerbatimChar"/>
     <w:rPr>
       <w:color w:val="666666"/>
     </w:rPr>
   </w:style>
-  <w:style w:type="character" w:customStyle="1" w:styleId="BuiltInTok">
+  <w:style w:customStyle="1" w:styleId="BuiltInTok" w:type="character">
     <w:name w:val="BuiltInTok"/>
     <w:basedOn w:val="VerbatimChar"/>
     <w:rPr>
       <w:color w:val="008000"/>
     </w:rPr>
   </w:style>
-  <w:style w:type="character" w:customStyle="1" w:styleId="ExtensionTok">
+  <w:style w:customStyle="1" w:styleId="ExtensionTok" w:type="character">
     <w:name w:val="ExtensionTok"/>
     <w:basedOn w:val="VerbatimChar"/>
     <w:rPr/>
   </w:style>
-  <w:style w:type="character" w:customStyle="1" w:styleId="PreprocessorTok">
+  <w:style w:customStyle="1" w:styleId="PreprocessorTok" w:type="character">
     <w:name w:val="PreprocessorTok"/>
     <w:basedOn w:val="VerbatimChar"/>
     <w:rPr>
       <w:color w:val="bc7a00"/>
     </w:rPr>
   </w:style>
-  <w:style w:type="character" w:customStyle="1" w:styleId="AttributeTok">
+  <w:style w:customStyle="1" w:styleId="AttributeTok" w:type="character">
     <w:name w:val="AttributeTok"/>
     <w:basedOn w:val="VerbatimChar"/>
     <w:rPr>
       <w:color w:val="7d9029"/>
     </w:rPr>
   </w:style>
-  <w:style w:type="character" w:customStyle="1" w:styleId="RegionMarkerTok">
+  <w:style w:customStyle="1" w:styleId="RegionMarkerTok" w:type="character">
     <w:name w:val="RegionMarkerTok"/>
     <w:basedOn w:val="VerbatimChar"/>
     <w:rPr/>
   </w:style>
-  <w:style w:type="character" w:customStyle="1" w:styleId="InformationTok">
+  <w:style w:customStyle="1" w:styleId="InformationTok" w:type="character">
     <w:name w:val="InformationTok"/>
     <w:basedOn w:val="VerbatimChar"/>
     <w:rPr>
@@ -2248,7 +2464,7 @@
       <w:i/>
     </w:rPr>
   </w:style>
-  <w:style w:type="character" w:customStyle="1" w:styleId="WarningTok">
+  <w:style w:customStyle="1" w:styleId="WarningTok" w:type="character">
     <w:name w:val="WarningTok"/>
     <w:basedOn w:val="VerbatimChar"/>
     <w:rPr>
@@ -2257,7 +2473,7 @@
       <w:i/>
     </w:rPr>
   </w:style>
-  <w:style w:type="character" w:customStyle="1" w:styleId="AlertTok">
+  <w:style w:customStyle="1" w:styleId="AlertTok" w:type="character">
     <w:name w:val="AlertTok"/>
     <w:basedOn w:val="VerbatimChar"/>
     <w:rPr>
@@ -2265,7 +2481,7 @@
       <w:b/>
     </w:rPr>
   </w:style>
-  <w:style w:type="character" w:customStyle="1" w:styleId="ErrorTok">
+  <w:style w:customStyle="1" w:styleId="ErrorTok" w:type="character">
     <w:name w:val="ErrorTok"/>
     <w:basedOn w:val="VerbatimChar"/>
     <w:rPr>
@@ -2273,7 +2489,7 @@
       <w:b/>
     </w:rPr>
   </w:style>
-  <w:style w:type="character" w:customStyle="1" w:styleId="NormalTok">
+  <w:style w:customStyle="1" w:styleId="NormalTok" w:type="character">
     <w:name w:val="NormalTok"/>
     <w:basedOn w:val="VerbatimChar"/>
     <w:rPr/>
